--- a/resources/templates/presidente_4.docx
+++ b/resources/templates/presidente_4.docx
@@ -204,7 +204,15 @@
           <w:rFonts w:ascii="Arial Unicode MS" w:eastAsia="Arial Unicode MS" w:hAnsi="Arial Unicode MS" w:cs="Arial Unicode MS"/>
           <w:b/>
         </w:rPr>
-        <w:t>${CPF}</w:t>
+        <w:t>${CPF</w:t>
+      </w:r>
+      <w:proofErr w:type="gramStart"/>
+      <w:r>
+        <w:rPr>
+          <w:rFonts w:ascii="Arial Unicode MS" w:eastAsia="Arial Unicode MS" w:hAnsi="Arial Unicode MS" w:cs="Arial Unicode MS"/>
+          <w:b/>
+        </w:rPr>
+        <w:t>}</w:t>
       </w:r>
       <w:r>
         <w:rPr>
@@ -216,7 +224,14 @@
         <w:rPr>
           <w:rFonts w:ascii="Arial Unicode MS" w:eastAsia="Arial Unicode MS" w:hAnsi="Arial Unicode MS" w:cs="Arial Unicode MS"/>
         </w:rPr>
-        <w:t>, RGP nº</w:t>
+        <w:t>,</w:t>
+      </w:r>
+      <w:proofErr w:type="gramEnd"/>
+      <w:r>
+        <w:rPr>
+          <w:rFonts w:ascii="Arial Unicode MS" w:eastAsia="Arial Unicode MS" w:hAnsi="Arial Unicode MS" w:cs="Arial Unicode MS"/>
+        </w:rPr>
+        <w:t xml:space="preserve"> RGP nº</w:t>
       </w:r>
       <w:r>
         <w:rPr>
@@ -320,13 +335,27 @@
           <w:rFonts w:ascii="Arial Unicode MS" w:eastAsia="Arial Unicode MS" w:hAnsi="Arial Unicode MS" w:cs="Arial Unicode MS"/>
         </w:rPr>
         <w:tab/>
-        <w:t xml:space="preserve">O referido pescador(a) afirma ser profissional de pesca artesanal desde  </w:t>
-      </w:r>
-      <w:r>
-        <w:rPr>
-          <w:rFonts w:ascii="Arial Unicode MS" w:eastAsia="Arial Unicode MS" w:hAnsi="Arial Unicode MS" w:cs="Arial Unicode MS"/>
-        </w:rPr>
-        <w:t>${RGP_DATE}</w:t>
+        <w:t xml:space="preserve">O referido pescador(a) afirma ser profissional de pesca artesanal </w:t>
+      </w:r>
+      <w:proofErr w:type="gramStart"/>
+      <w:r>
+        <w:rPr>
+          <w:rFonts w:ascii="Arial Unicode MS" w:eastAsia="Arial Unicode MS" w:hAnsi="Arial Unicode MS" w:cs="Arial Unicode MS"/>
+        </w:rPr>
+        <w:t xml:space="preserve">desde  </w:t>
+      </w:r>
+      <w:r>
+        <w:rPr>
+          <w:rFonts w:ascii="Arial Unicode MS" w:eastAsia="Arial Unicode MS" w:hAnsi="Arial Unicode MS" w:cs="Arial Unicode MS"/>
+        </w:rPr>
+        <w:t>$</w:t>
+      </w:r>
+      <w:proofErr w:type="gramEnd"/>
+      <w:r>
+        <w:rPr>
+          <w:rFonts w:ascii="Arial Unicode MS" w:eastAsia="Arial Unicode MS" w:hAnsi="Arial Unicode MS" w:cs="Arial Unicode MS"/>
+        </w:rPr>
+        <w:t>{RGP_DATE}</w:t>
       </w:r>
       <w:r>
         <w:rPr>
@@ -339,7 +368,21 @@
         <w:rPr>
           <w:rFonts w:ascii="Arial Unicode MS" w:eastAsia="Arial Unicode MS" w:hAnsi="Arial Unicode MS" w:cs="Arial Unicode MS"/>
         </w:rPr>
-        <w:t>conforme sua carteira de pesca em anexo; exercendo sua atividade de forma embarcada, utilizando embarcação miúda, sem a necessidade de registro na Marinha; que faz da pesca sua principal atividade e meio de vida para o seu sustento e de sua família conforme (Art. 26 do Decreto Lei nº. 221 de 28 de Fevereiro de 1967).</w:t>
+        <w:t xml:space="preserve">conforme sua carteira de pesca em anexo; exercendo sua atividade de forma embarcada, utilizando embarcação miúda, sem a necessidade de registro na Marinha; que faz da pesca sua principal atividade e meio de vida para o seu sustento e de sua família conforme (Art. 26 do Decreto Lei nº. 221 de 28 de </w:t>
+      </w:r>
+      <w:proofErr w:type="gramStart"/>
+      <w:r>
+        <w:rPr>
+          <w:rFonts w:ascii="Arial Unicode MS" w:eastAsia="Arial Unicode MS" w:hAnsi="Arial Unicode MS" w:cs="Arial Unicode MS"/>
+        </w:rPr>
+        <w:t>Fevereiro</w:t>
+      </w:r>
+      <w:proofErr w:type="gramEnd"/>
+      <w:r>
+        <w:rPr>
+          <w:rFonts w:ascii="Arial Unicode MS" w:eastAsia="Arial Unicode MS" w:hAnsi="Arial Unicode MS" w:cs="Arial Unicode MS"/>
+        </w:rPr>
+        <w:t xml:space="preserve"> de 1967).</w:t>
       </w:r>
     </w:p>
     <w:p>
@@ -1032,57 +1075,6 @@
   <w:p>
     <w:pPr>
       <w:jc w:val="center"/>
-    </w:pPr>
-    <w:r>
-      <w:rPr>
-        <w:b/>
-        <w:sz w:val="20"/>
-        <w:szCs w:val="20"/>
-      </w:rPr>
-      <w:t xml:space="preserve">                      </w:t>
-    </w:r>
-    <w:r>
-      <w:rPr>
-        <w:b/>
-        <w:sz w:val="20"/>
-        <w:szCs w:val="20"/>
-      </w:rPr>
-      <w:tab/>
-    </w:r>
-    <w:r>
-      <w:rPr>
-        <w:b/>
-        <w:sz w:val="20"/>
-        <w:szCs w:val="20"/>
-      </w:rPr>
-      <w:tab/>
-      <w:t xml:space="preserve">CEP: </w:t>
-    </w:r>
-    <w:r>
-      <w:rPr>
-        <w:b/>
-        <w:sz w:val="20"/>
-        <w:szCs w:val="20"/>
-      </w:rPr>
-      <w:t>15570</w:t>
-    </w:r>
-    <w:r>
-      <w:rPr>
-        <w:b/>
-        <w:sz w:val="20"/>
-        <w:szCs w:val="20"/>
-      </w:rPr>
-      <w:t>–000</w:t>
-    </w:r>
-    <w:r>
-      <w:rPr>
-        <w:b/>
-        <w:sz w:val="20"/>
-        <w:szCs w:val="20"/>
-      </w:rPr>
-      <w:tab/>
-    </w:r>
-    <w:r>
       <w:rPr>
         <w:rFonts w:ascii="Monotype Corsiva" w:hAnsi="Monotype Corsiva" w:cs="Monotype Corsiva"/>
         <w:b/>
@@ -1090,7 +1082,93 @@
         <w:sz w:val="22"/>
         <w:szCs w:val="22"/>
       </w:rPr>
-      <w:t xml:space="preserve">Tel./ (0xx34) 3428-2069      </w:t>
+    </w:pPr>
+    <w:r>
+      <w:rPr>
+        <w:b/>
+        <w:sz w:val="20"/>
+        <w:szCs w:val="20"/>
+      </w:rPr>
+      <w:t xml:space="preserve">                      </w:t>
+    </w:r>
+    <w:r>
+      <w:rPr>
+        <w:b/>
+        <w:sz w:val="20"/>
+        <w:szCs w:val="20"/>
+      </w:rPr>
+      <w:tab/>
+    </w:r>
+    <w:r>
+      <w:rPr>
+        <w:b/>
+        <w:sz w:val="20"/>
+        <w:szCs w:val="20"/>
+      </w:rPr>
+      <w:tab/>
+      <w:t xml:space="preserve">CEP: </w:t>
+    </w:r>
+    <w:r>
+      <w:rPr>
+        <w:b/>
+        <w:sz w:val="20"/>
+        <w:szCs w:val="20"/>
+      </w:rPr>
+      <w:t>15570</w:t>
+    </w:r>
+    <w:r>
+      <w:rPr>
+        <w:b/>
+        <w:sz w:val="20"/>
+        <w:szCs w:val="20"/>
+      </w:rPr>
+      <w:t>–000</w:t>
+    </w:r>
+    <w:r>
+      <w:rPr>
+        <w:b/>
+        <w:sz w:val="20"/>
+        <w:szCs w:val="20"/>
+      </w:rPr>
+      <w:t xml:space="preserve"> </w:t>
+    </w:r>
+    <w:r>
+      <w:rPr>
+        <w:rFonts w:ascii="Monotype Corsiva" w:hAnsi="Monotype Corsiva" w:cs="Monotype Corsiva"/>
+        <w:b/>
+        <w:i/>
+        <w:sz w:val="22"/>
+        <w:szCs w:val="22"/>
+      </w:rPr>
+      <w:t xml:space="preserve">Tel./ (0xx34) 3428-2069 </w:t>
+    </w:r>
+  </w:p>
+  <w:p>
+    <w:pPr>
+      <w:ind w:left="708" w:firstLine="708"/>
+      <w:jc w:val="center"/>
+    </w:pPr>
+    <w:proofErr w:type="spellStart"/>
+    <w:r>
+      <w:rPr>
+        <w:rFonts w:ascii="Monotype Corsiva" w:hAnsi="Monotype Corsiva" w:cs="Monotype Corsiva"/>
+        <w:b/>
+        <w:i/>
+        <w:sz w:val="22"/>
+        <w:szCs w:val="22"/>
+      </w:rPr>
+      <w:t>Cel</w:t>
+    </w:r>
+    <w:proofErr w:type="spellEnd"/>
+    <w:r>
+      <w:rPr>
+        <w:rFonts w:ascii="Monotype Corsiva" w:hAnsi="Monotype Corsiva" w:cs="Monotype Corsiva"/>
+        <w:b/>
+        <w:i/>
+        <w:sz w:val="22"/>
+        <w:szCs w:val="22"/>
+      </w:rPr>
+      <w:t>: (17)9 9643-9188</w:t>
     </w:r>
   </w:p>
   <w:p>
@@ -1126,7 +1204,29 @@
         <w:szCs w:val="22"/>
       </w:rPr>
       <w:tab/>
-      <w:t>CNPJ  nº. 04.247.647 / 0001-73</w:t>
+      <w:t xml:space="preserve">                 </w:t>
+    </w:r>
+    <w:proofErr w:type="gramStart"/>
+    <w:r>
+      <w:rPr>
+        <w:rFonts w:ascii="Monotype Corsiva" w:hAnsi="Monotype Corsiva" w:cs="Monotype Corsiva"/>
+        <w:b/>
+        <w:i/>
+        <w:sz w:val="22"/>
+        <w:szCs w:val="22"/>
+      </w:rPr>
+      <w:t>CNPJ  nº</w:t>
+    </w:r>
+    <w:proofErr w:type="gramEnd"/>
+    <w:r>
+      <w:rPr>
+        <w:rFonts w:ascii="Monotype Corsiva" w:hAnsi="Monotype Corsiva" w:cs="Monotype Corsiva"/>
+        <w:b/>
+        <w:i/>
+        <w:sz w:val="22"/>
+        <w:szCs w:val="22"/>
+      </w:rPr>
+      <w:t>. 04.247.647 / 0001-73</w:t>
     </w:r>
   </w:p>
   <w:p>
@@ -1165,7 +1265,27 @@
         <w:szCs w:val="22"/>
       </w:rPr>
       <w:tab/>
-      <w:t xml:space="preserve">  Presidente – </w:t>
+      <w:t xml:space="preserve">  </w:t>
+    </w:r>
+    <w:r>
+      <w:rPr>
+        <w:rFonts w:ascii="Monotype Corsiva" w:hAnsi="Monotype Corsiva" w:cs="Monotype Corsiva"/>
+        <w:b/>
+        <w:i/>
+        <w:sz w:val="22"/>
+        <w:szCs w:val="22"/>
+      </w:rPr>
+      <w:t xml:space="preserve">                        </w:t>
+    </w:r>
+    <w:r>
+      <w:rPr>
+        <w:rFonts w:ascii="Monotype Corsiva" w:hAnsi="Monotype Corsiva" w:cs="Monotype Corsiva"/>
+        <w:b/>
+        <w:i/>
+        <w:sz w:val="22"/>
+        <w:szCs w:val="22"/>
+      </w:rPr>
+      <w:t xml:space="preserve">Presidente – </w:t>
     </w:r>
     <w:r>
       <w:rPr>

--- a/resources/templates/presidente_4.docx
+++ b/resources/templates/presidente_4.docx
@@ -204,15 +204,7 @@
           <w:rFonts w:ascii="Arial Unicode MS" w:eastAsia="Arial Unicode MS" w:hAnsi="Arial Unicode MS" w:cs="Arial Unicode MS"/>
           <w:b/>
         </w:rPr>
-        <w:t>${CPF</w:t>
-      </w:r>
-      <w:proofErr w:type="gramStart"/>
-      <w:r>
-        <w:rPr>
-          <w:rFonts w:ascii="Arial Unicode MS" w:eastAsia="Arial Unicode MS" w:hAnsi="Arial Unicode MS" w:cs="Arial Unicode MS"/>
-          <w:b/>
-        </w:rPr>
-        <w:t>}</w:t>
+        <w:t>${CPF}</w:t>
       </w:r>
       <w:r>
         <w:rPr>
@@ -224,14 +216,7 @@
         <w:rPr>
           <w:rFonts w:ascii="Arial Unicode MS" w:eastAsia="Arial Unicode MS" w:hAnsi="Arial Unicode MS" w:cs="Arial Unicode MS"/>
         </w:rPr>
-        <w:t>,</w:t>
-      </w:r>
-      <w:proofErr w:type="gramEnd"/>
-      <w:r>
-        <w:rPr>
-          <w:rFonts w:ascii="Arial Unicode MS" w:eastAsia="Arial Unicode MS" w:hAnsi="Arial Unicode MS" w:cs="Arial Unicode MS"/>
-        </w:rPr>
-        <w:t xml:space="preserve"> RGP nº</w:t>
+        <w:t>, RGP nº</w:t>
       </w:r>
       <w:r>
         <w:rPr>
@@ -335,27 +320,13 @@
           <w:rFonts w:ascii="Arial Unicode MS" w:eastAsia="Arial Unicode MS" w:hAnsi="Arial Unicode MS" w:cs="Arial Unicode MS"/>
         </w:rPr>
         <w:tab/>
-        <w:t xml:space="preserve">O referido pescador(a) afirma ser profissional de pesca artesanal </w:t>
-      </w:r>
-      <w:proofErr w:type="gramStart"/>
-      <w:r>
-        <w:rPr>
-          <w:rFonts w:ascii="Arial Unicode MS" w:eastAsia="Arial Unicode MS" w:hAnsi="Arial Unicode MS" w:cs="Arial Unicode MS"/>
-        </w:rPr>
-        <w:t xml:space="preserve">desde  </w:t>
-      </w:r>
-      <w:r>
-        <w:rPr>
-          <w:rFonts w:ascii="Arial Unicode MS" w:eastAsia="Arial Unicode MS" w:hAnsi="Arial Unicode MS" w:cs="Arial Unicode MS"/>
-        </w:rPr>
-        <w:t>$</w:t>
-      </w:r>
-      <w:proofErr w:type="gramEnd"/>
-      <w:r>
-        <w:rPr>
-          <w:rFonts w:ascii="Arial Unicode MS" w:eastAsia="Arial Unicode MS" w:hAnsi="Arial Unicode MS" w:cs="Arial Unicode MS"/>
-        </w:rPr>
-        <w:t>{RGP_DATE}</w:t>
+        <w:t xml:space="preserve">O referido pescador(a) afirma ser profissional de pesca artesanal desde  </w:t>
+      </w:r>
+      <w:r>
+        <w:rPr>
+          <w:rFonts w:ascii="Arial Unicode MS" w:eastAsia="Arial Unicode MS" w:hAnsi="Arial Unicode MS" w:cs="Arial Unicode MS"/>
+        </w:rPr>
+        <w:t>${RGP_DATE}</w:t>
       </w:r>
       <w:r>
         <w:rPr>
@@ -368,21 +339,7 @@
         <w:rPr>
           <w:rFonts w:ascii="Arial Unicode MS" w:eastAsia="Arial Unicode MS" w:hAnsi="Arial Unicode MS" w:cs="Arial Unicode MS"/>
         </w:rPr>
-        <w:t xml:space="preserve">conforme sua carteira de pesca em anexo; exercendo sua atividade de forma embarcada, utilizando embarcação miúda, sem a necessidade de registro na Marinha; que faz da pesca sua principal atividade e meio de vida para o seu sustento e de sua família conforme (Art. 26 do Decreto Lei nº. 221 de 28 de </w:t>
-      </w:r>
-      <w:proofErr w:type="gramStart"/>
-      <w:r>
-        <w:rPr>
-          <w:rFonts w:ascii="Arial Unicode MS" w:eastAsia="Arial Unicode MS" w:hAnsi="Arial Unicode MS" w:cs="Arial Unicode MS"/>
-        </w:rPr>
-        <w:t>Fevereiro</w:t>
-      </w:r>
-      <w:proofErr w:type="gramEnd"/>
-      <w:r>
-        <w:rPr>
-          <w:rFonts w:ascii="Arial Unicode MS" w:eastAsia="Arial Unicode MS" w:hAnsi="Arial Unicode MS" w:cs="Arial Unicode MS"/>
-        </w:rPr>
-        <w:t xml:space="preserve"> de 1967).</w:t>
+        <w:t>conforme sua carteira de pesca em anexo; exercendo sua atividade de forma embarcada, utilizando embarcação miúda, sem a necessidade de registro na Marinha; que faz da pesca sua principal atividade e meio de vida para o seu sustento e de sua família conforme (Art. 26 do Decreto Lei nº. 221 de 28 de Fevereiro de 1967).</w:t>
       </w:r>
     </w:p>
     <w:p>
@@ -940,7 +897,7 @@
                     <w:noProof/>
                   </w:rPr>
                   <w:drawing>
-                    <wp:inline distT="0" distB="0" distL="0" distR="0" wp14:anchorId="74C83D8A" wp14:editId="092A59F4">
+                    <wp:inline distT="0" distB="0" distL="0" distR="0" wp14:anchorId="74C83D8A" wp14:editId="3A91D73A">
                       <wp:extent cx="1752600" cy="1123074"/>
                       <wp:effectExtent l="19050" t="0" r="0" b="0"/>
                       <wp:docPr id="1" name="Figura2"/>
@@ -1002,23 +959,20 @@
   </w:p>
   <w:p>
     <w:pPr>
-      <w:jc w:val="center"/>
-    </w:pPr>
-    <w:r>
+      <w:ind w:left="708" w:firstLine="1422"/>
       <w:rPr>
         <w:b/>
         <w:sz w:val="20"/>
         <w:szCs w:val="20"/>
       </w:rPr>
-      <w:tab/>
-    </w:r>
+    </w:pPr>
     <w:r>
       <w:rPr>
         <w:b/>
         <w:sz w:val="20"/>
         <w:szCs w:val="20"/>
       </w:rPr>
-      <w:tab/>
+      <w:t xml:space="preserve">              </w:t>
     </w:r>
     <w:r>
       <w:rPr>
@@ -1026,19 +980,79 @@
         <w:sz w:val="20"/>
         <w:szCs w:val="20"/>
       </w:rPr>
-      <w:tab/>
       <w:t>FRONTEIRA E REGIÃO “CHICO SIMPLÍCIO” Z-14</w:t>
+    </w:r>
+    <w:r>
+      <w:rPr>
+        <w:b/>
+        <w:sz w:val="20"/>
+        <w:szCs w:val="20"/>
+      </w:rPr>
+      <w:t xml:space="preserve"> </w:t>
+    </w:r>
+  </w:p>
+  <w:p>
+    <w:pPr>
+      <w:ind w:left="708" w:firstLine="1422"/>
+      <w:rPr>
+        <w:b/>
+        <w:sz w:val="20"/>
+        <w:szCs w:val="20"/>
+      </w:rPr>
+    </w:pPr>
+    <w:r>
+      <w:rPr>
+        <w:b/>
+        <w:sz w:val="20"/>
+        <w:szCs w:val="20"/>
+      </w:rPr>
+      <w:t xml:space="preserve">              COM ATENDIMENTO EM CARDOSO-SP</w:t>
+    </w:r>
+  </w:p>
+  <w:p>
+    <w:pPr>
+      <w:rPr>
+        <w:b/>
+        <w:sz w:val="20"/>
+        <w:szCs w:val="20"/>
+      </w:rPr>
+    </w:pPr>
+    <w:r>
+      <w:rPr>
+        <w:b/>
+        <w:sz w:val="20"/>
+        <w:szCs w:val="20"/>
+      </w:rPr>
+      <w:t xml:space="preserve">                                                         </w:t>
+    </w:r>
+    <w:r>
+      <w:rPr>
+        <w:b/>
+        <w:sz w:val="20"/>
+        <w:szCs w:val="20"/>
+      </w:rPr>
+      <w:t>Avenida João Gonçalves do Nascimento, 1015, Centro</w:t>
     </w:r>
   </w:p>
   <w:p>
     <w:pPr>
       <w:jc w:val="center"/>
       <w:rPr>
+        <w:rFonts w:ascii="Monotype Corsiva" w:hAnsi="Monotype Corsiva" w:cs="Monotype Corsiva"/>
+        <w:b/>
+        <w:i/>
+        <w:sz w:val="22"/>
+        <w:szCs w:val="22"/>
+      </w:rPr>
+    </w:pPr>
+    <w:r>
+      <w:rPr>
         <w:b/>
         <w:sz w:val="20"/>
         <w:szCs w:val="20"/>
       </w:rPr>
-    </w:pPr>
+      <w:t xml:space="preserve">                      </w:t>
+    </w:r>
     <w:r>
       <w:rPr>
         <w:b/>
@@ -1053,7 +1067,7 @@
         <w:sz w:val="20"/>
         <w:szCs w:val="20"/>
       </w:rPr>
-      <w:tab/>
+      <w:t xml:space="preserve">         </w:t>
     </w:r>
     <w:r>
       <w:rPr>
@@ -1061,7 +1075,7 @@
         <w:sz w:val="20"/>
         <w:szCs w:val="20"/>
       </w:rPr>
-      <w:tab/>
+      <w:t xml:space="preserve">CEP: </w:t>
     </w:r>
     <w:r>
       <w:rPr>
@@ -1069,12 +1083,17 @@
         <w:sz w:val="20"/>
         <w:szCs w:val="20"/>
       </w:rPr>
-      <w:t>Avenida João Gonçalves do Nascimento, 1015, Centro</w:t>
-    </w:r>
-  </w:p>
-  <w:p>
-    <w:pPr>
-      <w:jc w:val="center"/>
+      <w:t>15570</w:t>
+    </w:r>
+    <w:r>
+      <w:rPr>
+        <w:b/>
+        <w:sz w:val="20"/>
+        <w:szCs w:val="20"/>
+      </w:rPr>
+      <w:t>–000</w:t>
+    </w:r>
+    <w:r>
       <w:rPr>
         <w:rFonts w:ascii="Monotype Corsiva" w:hAnsi="Monotype Corsiva" w:cs="Monotype Corsiva"/>
         <w:b/>
@@ -1082,72 +1101,23 @@
         <w:sz w:val="22"/>
         <w:szCs w:val="22"/>
       </w:rPr>
-    </w:pPr>
-    <w:r>
-      <w:rPr>
-        <w:b/>
-        <w:sz w:val="20"/>
-        <w:szCs w:val="20"/>
-      </w:rPr>
-      <w:t xml:space="preserve">                      </w:t>
-    </w:r>
-    <w:r>
-      <w:rPr>
-        <w:b/>
-        <w:sz w:val="20"/>
-        <w:szCs w:val="20"/>
-      </w:rPr>
-      <w:tab/>
-    </w:r>
-    <w:r>
-      <w:rPr>
-        <w:b/>
-        <w:sz w:val="20"/>
-        <w:szCs w:val="20"/>
-      </w:rPr>
-      <w:tab/>
-      <w:t xml:space="preserve">CEP: </w:t>
-    </w:r>
-    <w:r>
-      <w:rPr>
-        <w:b/>
-        <w:sz w:val="20"/>
-        <w:szCs w:val="20"/>
-      </w:rPr>
-      <w:t>15570</w:t>
-    </w:r>
-    <w:r>
-      <w:rPr>
-        <w:b/>
-        <w:sz w:val="20"/>
-        <w:szCs w:val="20"/>
-      </w:rPr>
-      <w:t>–000</w:t>
-    </w:r>
-    <w:r>
-      <w:rPr>
-        <w:b/>
-        <w:sz w:val="20"/>
-        <w:szCs w:val="20"/>
-      </w:rPr>
       <w:t xml:space="preserve"> </w:t>
-    </w:r>
-    <w:r>
-      <w:rPr>
-        <w:rFonts w:ascii="Monotype Corsiva" w:hAnsi="Monotype Corsiva" w:cs="Monotype Corsiva"/>
-        <w:b/>
-        <w:i/>
-        <w:sz w:val="22"/>
-        <w:szCs w:val="22"/>
-      </w:rPr>
-      <w:t xml:space="preserve">Tel./ (0xx34) 3428-2069 </w:t>
     </w:r>
   </w:p>
   <w:p>
     <w:pPr>
       <w:ind w:left="708" w:firstLine="708"/>
-      <w:jc w:val="center"/>
     </w:pPr>
+    <w:r>
+      <w:rPr>
+        <w:rFonts w:ascii="Monotype Corsiva" w:hAnsi="Monotype Corsiva" w:cs="Monotype Corsiva"/>
+        <w:b/>
+        <w:i/>
+        <w:sz w:val="22"/>
+        <w:szCs w:val="22"/>
+      </w:rPr>
+      <w:t xml:space="preserve">                                                             </w:t>
+    </w:r>
     <w:proofErr w:type="spellStart"/>
     <w:r>
       <w:rPr>
@@ -1204,9 +1174,8 @@
         <w:szCs w:val="22"/>
       </w:rPr>
       <w:tab/>
-      <w:t xml:space="preserve">                 </w:t>
-    </w:r>
-    <w:proofErr w:type="gramStart"/>
+      <w:t xml:space="preserve">              </w:t>
+    </w:r>
     <w:r>
       <w:rPr>
         <w:rFonts w:ascii="Monotype Corsiva" w:hAnsi="Monotype Corsiva" w:cs="Monotype Corsiva"/>
@@ -1215,9 +1184,8 @@
         <w:sz w:val="22"/>
         <w:szCs w:val="22"/>
       </w:rPr>
-      <w:t>CNPJ  nº</w:t>
-    </w:r>
-    <w:proofErr w:type="gramEnd"/>
+      <w:t xml:space="preserve">   </w:t>
+    </w:r>
     <w:r>
       <w:rPr>
         <w:rFonts w:ascii="Monotype Corsiva" w:hAnsi="Monotype Corsiva" w:cs="Monotype Corsiva"/>
@@ -1226,7 +1194,55 @@
         <w:sz w:val="22"/>
         <w:szCs w:val="22"/>
       </w:rPr>
-      <w:t>. 04.247.647 / 0001-73</w:t>
+      <w:t>CNPJ  nº. 04.247.647 / 0001-73</w:t>
+    </w:r>
+  </w:p>
+  <w:p>
+    <w:pPr>
+      <w:pStyle w:val="FrameContents"/>
+      <w:tabs>
+        <w:tab w:val="left" w:pos="1263"/>
+        <w:tab w:val="center" w:pos="4472"/>
+      </w:tabs>
+      <w:jc w:val="center"/>
+      <w:rPr>
+        <w:rFonts w:ascii="Monotype Corsiva" w:hAnsi="Monotype Corsiva" w:cs="Monotype Corsiva"/>
+        <w:b/>
+        <w:i/>
+        <w:sz w:val="22"/>
+        <w:szCs w:val="22"/>
+      </w:rPr>
+    </w:pPr>
+    <w:r>
+      <w:rPr>
+        <w:rFonts w:ascii="Monotype Corsiva" w:hAnsi="Monotype Corsiva" w:cs="Monotype Corsiva"/>
+        <w:b/>
+        <w:i/>
+        <w:sz w:val="22"/>
+        <w:szCs w:val="22"/>
+      </w:rPr>
+      <w:tab/>
+      <w:t xml:space="preserve">            </w:t>
+    </w:r>
+    <w:r>
+      <w:rPr>
+        <w:rFonts w:ascii="Monotype Corsiva" w:hAnsi="Monotype Corsiva" w:cs="Monotype Corsiva"/>
+        <w:b/>
+        <w:i/>
+        <w:sz w:val="22"/>
+        <w:szCs w:val="22"/>
+      </w:rPr>
+      <w:t xml:space="preserve">Email: </w:t>
+    </w:r>
+    <w:r>
+      <w:rPr>
+        <w:rFonts w:ascii="Monotype Corsiva" w:hAnsi="Monotype Corsiva" w:cs="Monotype Corsiva"/>
+        <w:b/>
+        <w:i/>
+        <w:sz w:val="22"/>
+        <w:szCs w:val="22"/>
+      </w:rPr>
+      <w:t>coloniacardosoz-14@hotmail.com</w:t>
     </w:r>
   </w:p>
   <w:p>
@@ -1626,6 +1642,7 @@
   <w:style w:type="character" w:default="1" w:styleId="Fontepargpadro">
     <w:name w:val="Default Paragraph Font"/>
     <w:uiPriority w:val="1"/>
+    <w:semiHidden/>
     <w:unhideWhenUsed/>
   </w:style>
   <w:style w:type="table" w:default="1" w:styleId="Tabelanormal">
@@ -1696,6 +1713,42 @@
         <w:insideV w:val="single" w:sz="4" w:space="0" w:color="000000" w:themeColor="text1"/>
       </w:tblBorders>
     </w:tblPr>
+  </w:style>
+  <w:style w:type="paragraph" w:customStyle="1" w:styleId="FrameContents">
+    <w:name w:val="Frame Contents"/>
+    <w:basedOn w:val="Normal"/>
+    <w:qFormat/>
+    <w:rsid w:val="00D26766"/>
+    <w:pPr>
+      <w:suppressAutoHyphens/>
+      <w:spacing w:line="360" w:lineRule="auto"/>
+      <w:jc w:val="both"/>
+    </w:pPr>
+    <w:rPr>
+      <w:szCs w:val="20"/>
+      <w:lang w:eastAsia="zh-CN"/>
+    </w:rPr>
+  </w:style>
+  <w:style w:type="character" w:styleId="Hyperlink">
+    <w:name w:val="Hyperlink"/>
+    <w:basedOn w:val="Fontepargpadro"/>
+    <w:rsid w:val="00D26766"/>
+    <w:rPr>
+      <w:color w:val="0000FF" w:themeColor="hyperlink"/>
+      <w:u w:val="single"/>
+    </w:rPr>
+  </w:style>
+  <w:style w:type="character" w:styleId="MenoPendente">
+    <w:name w:val="Unresolved Mention"/>
+    <w:basedOn w:val="Fontepargpadro"/>
+    <w:uiPriority w:val="99"/>
+    <w:semiHidden/>
+    <w:unhideWhenUsed/>
+    <w:rsid w:val="00D26766"/>
+    <w:rPr>
+      <w:color w:val="605E5C"/>
+      <w:shd w:val="clear" w:color="auto" w:fill="E1DFDD"/>
+    </w:rPr>
   </w:style>
 </w:styles>
 </file>

--- a/resources/templates/presidente_4.docx
+++ b/resources/templates/presidente_4.docx
@@ -1138,7 +1138,17 @@
         <w:sz w:val="22"/>
         <w:szCs w:val="22"/>
       </w:rPr>
-      <w:t>: (17)9 9643-9188</w:t>
+      <w:t xml:space="preserve">: </w:t>
+    </w:r>
+    <w:r>
+      <w:rPr>
+        <w:rFonts w:ascii="Monotype Corsiva" w:hAnsi="Monotype Corsiva" w:cs="Monotype Corsiva"/>
+        <w:b/>
+        <w:i/>
+        <w:sz w:val="22"/>
+        <w:szCs w:val="22"/>
+      </w:rPr>
+      <w:t>(17)9 9166-1933</w:t>
     </w:r>
   </w:p>
   <w:p>
@@ -1222,17 +1232,7 @@
         <w:szCs w:val="22"/>
       </w:rPr>
       <w:tab/>
-      <w:t xml:space="preserve">            </w:t>
-    </w:r>
-    <w:r>
-      <w:rPr>
-        <w:rFonts w:ascii="Monotype Corsiva" w:hAnsi="Monotype Corsiva" w:cs="Monotype Corsiva"/>
-        <w:b/>
-        <w:i/>
-        <w:sz w:val="22"/>
-        <w:szCs w:val="22"/>
-      </w:rPr>
-      <w:t xml:space="preserve">Email: </w:t>
+      <w:t xml:space="preserve">            Email: </w:t>
     </w:r>
     <w:r>
       <w:rPr>
